--- a/1. Software y Hardware/1.1 Inicio/1.1.5 SRICA_005_000 - Proceso Propuesto.docx
+++ b/1. Software y Hardware/1.1 Inicio/1.1.5 SRICA_005_000 - Proceso Propuesto.docx
@@ -1,6 +1,6 @@
 
 <file path=word/document.xml><?xml version="1.0" encoding="utf-8"?>
-<w:document xmlns:wpc="http://schemas.microsoft.com/office/word/2010/wordprocessingCanvas" xmlns:cx="http://schemas.microsoft.com/office/drawing/2014/chartex" xmlns:cx1="http://schemas.microsoft.com/office/drawing/2015/9/8/chartex" xmlns:cx2="http://schemas.microsoft.com/office/drawing/2015/10/21/chartex" xmlns:cx3="http://schemas.microsoft.com/office/drawing/2016/5/9/chartex" xmlns:cx4="http://schemas.microsoft.com/office/drawing/2016/5/10/chartex" xmlns:cx5="http://schemas.microsoft.com/office/drawing/2016/5/11/chartex" xmlns:cx6="http://schemas.microsoft.com/office/drawing/2016/5/12/chartex" xmlns:cx7="http://schemas.microsoft.com/office/drawing/2016/5/13/chartex" xmlns:cx8="http://schemas.microsoft.com/office/drawing/2016/5/14/chartex" xmlns:mc="http://schemas.openxmlformats.org/markup-compatibility/2006" xmlns:aink="http://schemas.microsoft.com/office/drawing/2016/ink" xmlns:am3d="http://schemas.microsoft.com/office/drawing/2017/model3d" xmlns:o="urn:schemas-microsoft-com:office:office" xmlns:r="http://schemas.openxmlformats.org/officeDocument/2006/relationships" xmlns:m="http://schemas.openxmlformats.org/officeDocument/2006/math" xmlns:v="urn:schemas-microsoft-com:vml" xmlns:wp14="http://schemas.microsoft.com/office/word/2010/wordprocessingDrawing" xmlns:wp="http://schemas.openxmlformats.org/drawingml/2006/wordprocessingDrawing" xmlns:w10="urn:schemas-microsoft-com:office:word" xmlns:w="http://schemas.openxmlformats.org/wordprocessingml/2006/main" xmlns:w14="http://schemas.microsoft.com/office/word/2010/wordml" xmlns:w15="http://schemas.microsoft.com/office/word/2012/wordml" xmlns:w16cex="http://schemas.microsoft.com/office/word/2018/wordml/cex" xmlns:w16cid="http://schemas.microsoft.com/office/word/2016/wordml/cid" xmlns:w16="http://schemas.microsoft.com/office/word/2018/wordml" xmlns:w16se="http://schemas.microsoft.com/office/word/2015/wordml/symex" xmlns:wpg="http://schemas.microsoft.com/office/word/2010/wordprocessingGroup" xmlns:wpi="http://schemas.microsoft.com/office/word/2010/wordprocessingInk" xmlns:wne="http://schemas.microsoft.com/office/word/2006/wordml" xmlns:wps="http://schemas.microsoft.com/office/word/2010/wordprocessingShape" mc:Ignorable="w14 w15 w16se w16cid w16 w16cex wp14">
+<w:document xmlns:wpc="http://schemas.microsoft.com/office/word/2010/wordprocessingCanvas" xmlns:cx="http://schemas.microsoft.com/office/drawing/2014/chartex" xmlns:cx1="http://schemas.microsoft.com/office/drawing/2015/9/8/chartex" xmlns:cx2="http://schemas.microsoft.com/office/drawing/2015/10/21/chartex" xmlns:cx3="http://schemas.microsoft.com/office/drawing/2016/5/9/chartex" xmlns:cx4="http://schemas.microsoft.com/office/drawing/2016/5/10/chartex" xmlns:cx5="http://schemas.microsoft.com/office/drawing/2016/5/11/chartex" xmlns:cx6="http://schemas.microsoft.com/office/drawing/2016/5/12/chartex" xmlns:cx7="http://schemas.microsoft.com/office/drawing/2016/5/13/chartex" xmlns:cx8="http://schemas.microsoft.com/office/drawing/2016/5/14/chartex" xmlns:mc="http://schemas.openxmlformats.org/markup-compatibility/2006" xmlns:aink="http://schemas.microsoft.com/office/drawing/2016/ink" xmlns:am3d="http://schemas.microsoft.com/office/drawing/2017/model3d" xmlns:o="urn:schemas-microsoft-com:office:office" xmlns:r="http://schemas.openxmlformats.org/officeDocument/2006/relationships" xmlns:m="http://schemas.openxmlformats.org/officeDocument/2006/math" xmlns:v="urn:schemas-microsoft-com:vml" xmlns:wp14="http://schemas.microsoft.com/office/word/2010/wordprocessingDrawing" xmlns:wp="http://schemas.openxmlformats.org/drawingml/2006/wordprocessingDrawing" xmlns:w10="urn:schemas-microsoft-com:office:word" xmlns:w="http://schemas.openxmlformats.org/wordprocessingml/2006/main" xmlns:w14="http://schemas.microsoft.com/office/word/2010/wordml" xmlns:w15="http://schemas.microsoft.com/office/word/2012/wordml" xmlns:w16cex="http://schemas.microsoft.com/office/word/2018/wordml/cex" xmlns:w16cid="http://schemas.microsoft.com/office/word/2016/wordml/cid" xmlns:w16="http://schemas.microsoft.com/office/word/2018/wordml" xmlns:w16sdtdh="http://schemas.microsoft.com/office/word/2020/wordml/sdtdatahash" xmlns:w16se="http://schemas.microsoft.com/office/word/2015/wordml/symex" xmlns:wpg="http://schemas.microsoft.com/office/word/2010/wordprocessingGroup" xmlns:wpi="http://schemas.microsoft.com/office/word/2010/wordprocessingInk" xmlns:wne="http://schemas.microsoft.com/office/word/2006/wordml" xmlns:wps="http://schemas.microsoft.com/office/word/2010/wordprocessingShape" mc:Ignorable="w14 w15 w16se w16cid w16 w16cex w16sdtdh wp14">
   <w:body>
     <w:p>
       <w:pPr>
@@ -471,19 +471,7 @@
               <w:rPr>
                 <w:rFonts w:ascii="Arial" w:hAnsi="Arial" w:cs="Arial"/>
               </w:rPr>
-              <w:t>SRICA_00</w:t>
-            </w:r>
-            <w:r>
-              <w:rPr>
-                <w:rFonts w:ascii="Arial" w:hAnsi="Arial" w:cs="Arial"/>
-              </w:rPr>
-              <w:t>5</w:t>
-            </w:r>
-            <w:r>
-              <w:rPr>
-                <w:rFonts w:ascii="Arial" w:hAnsi="Arial" w:cs="Arial"/>
-              </w:rPr>
-              <w:t>_000</w:t>
+              <w:t>SRICA_005_000</w:t>
             </w:r>
           </w:p>
         </w:tc>
@@ -540,7 +528,19 @@
               <w:rPr>
                 <w:rFonts w:ascii="Arial" w:hAnsi="Arial" w:cs="Arial"/>
               </w:rPr>
-              <w:t>Se diseña el diagrama de flujo del proceso propuesto para solucionar el problema de seguridad en controles de acceso del área de Tesorería del Gobierno Regional de Tacna.</w:t>
+              <w:t xml:space="preserve">Se diseña el diagrama de flujo del proceso propuesto para solucionar el problema de seguridad en controles de acceso del </w:t>
+            </w:r>
+            <w:r>
+              <w:rPr>
+                <w:rFonts w:ascii="Arial" w:hAnsi="Arial" w:cs="Arial"/>
+              </w:rPr>
+              <w:t xml:space="preserve">almacén del </w:t>
+            </w:r>
+            <w:r>
+              <w:rPr>
+                <w:rFonts w:ascii="Arial" w:hAnsi="Arial" w:cs="Arial"/>
+              </w:rPr>
+              <w:t>área de Tesorería del Gobierno Regional de Tacna.</w:t>
             </w:r>
           </w:p>
         </w:tc>
@@ -779,7 +779,7 @@
         </w:rPr>
       </w:pPr>
       <w:r>
-        <w:object w:dxaOrig="8160" w:dyaOrig="9300" w14:anchorId="2E5D6118">
+        <w:object w:dxaOrig="7921" w:dyaOrig="9300" w14:anchorId="262BBB9F">
           <v:shapetype id="_x0000_t75" coordsize="21600,21600" o:spt="75" o:preferrelative="t" path="m@4@5l@4@11@9@11@9@5xe" filled="f" stroked="f">
             <v:stroke joinstyle="miter"/>
             <v:formulas>
@@ -799,10 +799,10 @@
             <v:path o:extrusionok="f" gradientshapeok="t" o:connecttype="rect"/>
             <o:lock v:ext="edit" aspectratio="t"/>
           </v:shapetype>
-          <v:shape id="_x0000_i1025" type="#_x0000_t75" style="width:408pt;height:465pt" o:ole="">
+          <v:shape id="_x0000_i1025" type="#_x0000_t75" style="width:396.3pt;height:465.2pt" o:ole="">
             <v:imagedata r:id="rId4" o:title=""/>
           </v:shape>
-          <o:OLEObject Type="Embed" ProgID="Visio.Drawing.15" ShapeID="_x0000_i1025" DrawAspect="Content" ObjectID="_1675693545" r:id="rId5"/>
+          <o:OLEObject Type="Embed" ProgID="Visio.Drawing.15" ShapeID="_x0000_i1025" DrawAspect="Content" ObjectID="_1710530286" r:id="rId5"/>
         </w:object>
       </w:r>
     </w:p>
@@ -817,7 +817,7 @@
 </file>
 
 <file path=word/styles.xml><?xml version="1.0" encoding="utf-8"?>
-<w:styles xmlns:mc="http://schemas.openxmlformats.org/markup-compatibility/2006" xmlns:r="http://schemas.openxmlformats.org/officeDocument/2006/relationships" xmlns:w="http://schemas.openxmlformats.org/wordprocessingml/2006/main" xmlns:w14="http://schemas.microsoft.com/office/word/2010/wordml" xmlns:w15="http://schemas.microsoft.com/office/word/2012/wordml" xmlns:w16cex="http://schemas.microsoft.com/office/word/2018/wordml/cex" xmlns:w16cid="http://schemas.microsoft.com/office/word/2016/wordml/cid" xmlns:w16="http://schemas.microsoft.com/office/word/2018/wordml" xmlns:w16se="http://schemas.microsoft.com/office/word/2015/wordml/symex" mc:Ignorable="w14 w15 w16se w16cid w16 w16cex">
+<w:styles xmlns:mc="http://schemas.openxmlformats.org/markup-compatibility/2006" xmlns:r="http://schemas.openxmlformats.org/officeDocument/2006/relationships" xmlns:w="http://schemas.openxmlformats.org/wordprocessingml/2006/main" xmlns:w14="http://schemas.microsoft.com/office/word/2010/wordml" xmlns:w15="http://schemas.microsoft.com/office/word/2012/wordml" xmlns:w16cex="http://schemas.microsoft.com/office/word/2018/wordml/cex" xmlns:w16cid="http://schemas.microsoft.com/office/word/2016/wordml/cid" xmlns:w16="http://schemas.microsoft.com/office/word/2018/wordml" xmlns:w16sdtdh="http://schemas.microsoft.com/office/word/2020/wordml/sdtdatahash" xmlns:w16se="http://schemas.microsoft.com/office/word/2015/wordml/symex" mc:Ignorable="w14 w15 w16se w16cid w16 w16cex w16sdtdh">
   <w:docDefaults>
     <w:rPrDefault>
       <w:rPr>

--- a/1. Software y Hardware/1.1 Inicio/1.1.5 SRICA_005_000 - Proceso Propuesto.docx
+++ b/1. Software y Hardware/1.1 Inicio/1.1.5 SRICA_005_000 - Proceso Propuesto.docx
@@ -771,15 +771,8 @@
           <w:rFonts w:ascii="Arial" w:hAnsi="Arial" w:cs="Arial"/>
         </w:rPr>
       </w:pPr>
-    </w:p>
-    <w:p>
-      <w:pPr>
-        <w:rPr>
-          <w:rFonts w:ascii="Arial" w:hAnsi="Arial" w:cs="Arial"/>
-        </w:rPr>
-      </w:pPr>
       <w:r>
-        <w:object w:dxaOrig="7921" w:dyaOrig="9300" w14:anchorId="262BBB9F">
+        <w:object w:dxaOrig="14521" w:dyaOrig="17251" w14:anchorId="1AD7DF1E">
           <v:shapetype id="_x0000_t75" coordsize="21600,21600" o:spt="75" o:preferrelative="t" path="m@4@5l@4@11@9@11@9@5xe" filled="f" stroked="f">
             <v:stroke joinstyle="miter"/>
             <v:formulas>
@@ -799,10 +792,10 @@
             <v:path o:extrusionok="f" gradientshapeok="t" o:connecttype="rect"/>
             <o:lock v:ext="edit" aspectratio="t"/>
           </v:shapetype>
-          <v:shape id="_x0000_i1025" type="#_x0000_t75" style="width:396.3pt;height:465.2pt" o:ole="">
+          <v:shape id="_x0000_i1027" type="#_x0000_t75" style="width:411pt;height:622pt" o:ole="">
             <v:imagedata r:id="rId4" o:title=""/>
           </v:shape>
-          <o:OLEObject Type="Embed" ProgID="Visio.Drawing.15" ShapeID="_x0000_i1025" DrawAspect="Content" ObjectID="_1710530286" r:id="rId5"/>
+          <o:OLEObject Type="Embed" ProgID="Visio.Drawing.15" ShapeID="_x0000_i1027" DrawAspect="Content" ObjectID="_1716477826" r:id="rId5"/>
         </w:object>
       </w:r>
     </w:p>

--- a/1. Software y Hardware/1.1 Inicio/1.1.5 SRICA_005_000 - Proceso Propuesto.docx
+++ b/1. Software y Hardware/1.1 Inicio/1.1.5 SRICA_005_000 - Proceso Propuesto.docx
@@ -767,12 +767,23 @@
     </w:p>
     <w:p>
       <w:pPr>
+        <w:sectPr>
+          <w:pgSz w:w="11906" w:h="16838"/>
+          <w:pgMar w:top="1418" w:right="1418" w:bottom="1418" w:left="2268" w:header="709" w:footer="709" w:gutter="0"/>
+          <w:cols w:space="708"/>
+          <w:docGrid w:linePitch="360"/>
+        </w:sectPr>
+      </w:pPr>
+    </w:p>
+    <w:p>
+      <w:pPr>
+        <w:jc w:val="center"/>
         <w:rPr>
           <w:rFonts w:ascii="Arial" w:hAnsi="Arial" w:cs="Arial"/>
         </w:rPr>
       </w:pPr>
       <w:r>
-        <w:object w:dxaOrig="14521" w:dyaOrig="17251" w14:anchorId="1AD7DF1E">
+        <w:object w:dxaOrig="26671" w:dyaOrig="19336" w14:anchorId="10A5D781">
           <v:shapetype id="_x0000_t75" coordsize="21600,21600" o:spt="75" o:preferrelative="t" path="m@4@5l@4@11@9@11@9@5xe" filled="f" stroked="f">
             <v:stroke joinstyle="miter"/>
             <v:formulas>
@@ -792,16 +803,16 @@
             <v:path o:extrusionok="f" gradientshapeok="t" o:connecttype="rect"/>
             <o:lock v:ext="edit" aspectratio="t"/>
           </v:shapetype>
-          <v:shape id="_x0000_i1027" type="#_x0000_t75" style="width:411pt;height:622pt" o:ole="">
+          <v:shape id="_x0000_i1040" type="#_x0000_t75" style="width:697.45pt;height:404.15pt" o:ole="">
             <v:imagedata r:id="rId4" o:title=""/>
           </v:shape>
-          <o:OLEObject Type="Embed" ProgID="Visio.Drawing.15" ShapeID="_x0000_i1027" DrawAspect="Content" ObjectID="_1716477826" r:id="rId5"/>
+          <o:OLEObject Type="Embed" ProgID="Visio.Drawing.15" ShapeID="_x0000_i1040" DrawAspect="Content" ObjectID="_1716761980" r:id="rId5"/>
         </w:object>
       </w:r>
     </w:p>
     <w:sectPr>
-      <w:pgSz w:w="11906" w:h="16838"/>
-      <w:pgMar w:top="1418" w:right="1418" w:bottom="1418" w:left="2268" w:header="709" w:footer="709" w:gutter="0"/>
+      <w:pgSz w:w="16838" w:h="11906" w:orient="landscape"/>
+      <w:pgMar w:top="2268" w:right="1418" w:bottom="1418" w:left="1418" w:header="709" w:footer="709" w:gutter="0"/>
       <w:cols w:space="708"/>
       <w:docGrid w:linePitch="360"/>
     </w:sectPr>

--- a/1. Software y Hardware/1.1 Inicio/1.1.5 SRICA_005_000 - Proceso Propuesto.docx
+++ b/1. Software y Hardware/1.1 Inicio/1.1.5 SRICA_005_000 - Proceso Propuesto.docx
@@ -783,7 +783,7 @@
         </w:rPr>
       </w:pPr>
       <w:r>
-        <w:object w:dxaOrig="26671" w:dyaOrig="19336" w14:anchorId="10A5D781">
+        <w:object w:dxaOrig="23085" w:dyaOrig="14895" w14:anchorId="1E3DF9B9">
           <v:shapetype id="_x0000_t75" coordsize="21600,21600" o:spt="75" o:preferrelative="t" path="m@4@5l@4@11@9@11@9@5xe" filled="f" stroked="f">
             <v:stroke joinstyle="miter"/>
             <v:formulas>
@@ -803,10 +803,10 @@
             <v:path o:extrusionok="f" gradientshapeok="t" o:connecttype="rect"/>
             <o:lock v:ext="edit" aspectratio="t"/>
           </v:shapetype>
-          <v:shape id="_x0000_i1040" type="#_x0000_t75" style="width:697.45pt;height:404.15pt" o:ole="">
+          <v:shape id="_x0000_i1027" type="#_x0000_t75" style="width:635.85pt;height:410.5pt" o:ole="">
             <v:imagedata r:id="rId4" o:title=""/>
           </v:shape>
-          <o:OLEObject Type="Embed" ProgID="Visio.Drawing.15" ShapeID="_x0000_i1040" DrawAspect="Content" ObjectID="_1716761980" r:id="rId5"/>
+          <o:OLEObject Type="Embed" ProgID="Visio.Drawing.15" ShapeID="_x0000_i1027" DrawAspect="Content" ObjectID="_1717680569" r:id="rId5"/>
         </w:object>
       </w:r>
     </w:p>
